--- a/Entregas/Sprint 1/Desenvolvimento Backend/H3 - Desenvolver API de upload multi-formato/PSP2 - S1T13 - Parsers por Formato.docx
+++ b/Entregas/Sprint 1/Desenvolvimento Backend/H3 - Desenvolver API de upload multi-formato/PSP2 - S1T13 - Parsers por Formato.docx
@@ -46,6 +46,62 @@
       </w:pPr>
       <w:r>
         <w:t xml:space="preserve"/>
+      </w:r>
+    </w:p>
+    <w:p>
+      <w:pPr>
+        <w:pStyle w:val="Heading2"/>
+        <w:spacing w:after="180" w:before="120"/>
+      </w:pPr>
+      <w:r>
+        <w:rPr>
+          <w:rFonts w:ascii="Arial" w:cs="Arial" w:eastAsia="Arial" w:hAnsi="Arial"/>
+          <w:b/>
+          <w:bCs/>
+          <w:color w:val="1F3864"/>
+          <w:sz w:val="28"/>
+          <w:szCs w:val="28"/>
+        </w:rPr>
+        <w:t xml:space="preserve">📖 Em palavras simples</w:t>
+      </w:r>
+    </w:p>
+    <w:p>
+      <w:pPr>
+        <w:spacing w:after="180"/>
+      </w:pPr>
+      <w:r>
+        <w:rPr>
+          <w:rFonts w:ascii="Arial" w:cs="Arial" w:eastAsia="Arial" w:hAnsi="Arial"/>
+          <w:sz w:val="22"/>
+          <w:szCs w:val="22"/>
+        </w:rPr>
+        <w:t xml:space="preserve">Cada formato de arquivo (PDF, Word, PowerPoint, imagem, texto) precisa de um jeito específico de “abrir” e tirar o texto de dentro. Esse trabalho é feito pelos “parsers”, um pra cada formato. Sem eles, a IA não tem o que ler.</w:t>
+      </w:r>
+    </w:p>
+    <w:p>
+      <w:pPr>
+        <w:spacing w:after="180"/>
+      </w:pPr>
+      <w:r>
+        <w:rPr>
+          <w:rFonts w:ascii="Arial" w:cs="Arial" w:eastAsia="Arial" w:hAnsi="Arial"/>
+          <w:sz w:val="22"/>
+          <w:szCs w:val="22"/>
+        </w:rPr>
+        <w:t xml:space="preserve">O parser de PDF lida com layouts complexos (colunas, fórmulas, imagens). O de DOCX (Word) preserva tabelas e estruturas. O de PPTX (PowerPoint) extrai slide a slide. O de imagens manda a foto pra uma IA com “visão” (modelo capaz de ler texto em imagem) e recebe o texto extraído de volta — útil pra foto do quadro ou anotações tiradas no celular.</w:t>
+      </w:r>
+    </w:p>
+    <w:p>
+      <w:pPr>
+        <w:spacing w:after="180"/>
+      </w:pPr>
+      <w:r>
+        <w:rPr>
+          <w:rFonts w:ascii="Arial" w:cs="Arial" w:eastAsia="Arial" w:hAnsi="Arial"/>
+          <w:sz w:val="22"/>
+          <w:szCs w:val="22"/>
+        </w:rPr>
+        <w:t xml:space="preserve">Por que isso importa? O aluno joga qualquer coisa no sistema e espera que funcione. Se um formato falhar silenciosamente, a confiança no produto cai. Tendo um parser dedicado pra cada formato, com fallback claro pra erros (PDF só de imagem? vira OCR; documento corrompido? aviso explícito), cobrimos os 5 formatos que cobrem 99% dos casos de uso.</w:t>
       </w:r>
     </w:p>
     <w:p>
